--- a/contracts/act_salebot.docx
+++ b/contracts/act_salebot.docx
@@ -643,7 +643,7 @@
       <w:rFonts w:asciiTheme="majorHAnsi" w:eastAsiaTheme="majorEastAsia" w:hAnsiTheme="majorHAnsi" w:cstheme="majorBidi"/>
       <w:b/>
       <w:bCs/>
-      <w:color w:val="365F91" w:themeColor="accent1" w:themeShade="BF"/>
+      <w:color w:val="000000"/>
       <w:sz w:val="28"/>
       <w:szCs w:val="28"/>
     </w:rPr>
@@ -667,7 +667,7 @@
       <w:rFonts w:asciiTheme="majorHAnsi" w:eastAsiaTheme="majorEastAsia" w:hAnsiTheme="majorHAnsi" w:cstheme="majorBidi"/>
       <w:b/>
       <w:bCs/>
-      <w:color w:val="4F81BD" w:themeColor="accent1"/>
+      <w:color w:val="000000"/>
       <w:sz w:val="26"/>
       <w:szCs w:val="26"/>
     </w:rPr>
@@ -691,7 +691,7 @@
       <w:rFonts w:asciiTheme="majorHAnsi" w:eastAsiaTheme="majorEastAsia" w:hAnsiTheme="majorHAnsi" w:cstheme="majorBidi"/>
       <w:b/>
       <w:bCs/>
-      <w:color w:val="4F81BD" w:themeColor="accent1"/>
+      <w:color w:val="000000"/>
     </w:rPr>
   </w:style>
   <w:style w:type="paragraph" w:styleId="Heading4">
@@ -716,7 +716,7 @@
       <w:bCs/>
       <w:i/>
       <w:iCs/>
-      <w:color w:val="4F81BD" w:themeColor="accent1"/>
+      <w:color w:val="000000"/>
     </w:rPr>
   </w:style>
   <w:style w:type="paragraph" w:styleId="Heading5">
@@ -922,15 +922,13 @@
     <w:qFormat/>
     <w:rsid w:val="00FC693F"/>
     <w:pPr>
-      <w:pBdr>
-        <w:bottom w:val="single" w:sz="8" w:space="4" w:color="4F81BD" w:themeColor="accent1"/>
-      </w:pBdr>
       <w:spacing w:after="300" w:line="240" w:lineRule="auto"/>
       <w:contextualSpacing/>
+      <w:jc w:val="center"/>
     </w:pPr>
     <w:rPr>
       <w:rFonts w:asciiTheme="majorHAnsi" w:eastAsiaTheme="majorEastAsia" w:hAnsiTheme="majorHAnsi" w:cstheme="majorBidi"/>
-      <w:color w:val="17365D" w:themeColor="text2" w:themeShade="BF"/>
+      <w:color w:val="000000"/>
       <w:spacing w:val="5"/>
       <w:kern w:val="28"/>
       <w:sz w:val="52"/>
